--- a/public/templates/command-center/Aurixa_Market_Area_Research_Report_SAMPLE.docx
+++ b/public/templates/command-center/Aurixa_Market_Area_Research_Report_SAMPLE.docx
@@ -383,7 +383,7 @@
         <w:keepLines/>
         <w:pageBreakBefore w:val="0"/>
         <w:widowControl w:val="1"/>
-        <w:spacing w:before="0" w:after="0" w:line="160" w:lineRule="exact"/>
+        <w:spacing w:before="0" w:after="0" w:line="3912" w:lineRule="exact"/>
       </w:pPr>
       <w:r>
         <w:rPr>
@@ -438,7 +438,7 @@
           </w:tcPr>
           <w:p>
             <w:pPr>
-              <w:keepNext w:val="0"/>
+              <w:keepNext/>
               <w:keepLines/>
               <w:pageBreakBefore w:val="0"/>
               <w:widowControl w:val="1"/>
@@ -479,7 +479,7 @@
           </w:tcPr>
           <w:p>
             <w:pPr>
-              <w:keepNext w:val="0"/>
+              <w:keepNext/>
               <w:keepLines/>
               <w:pageBreakBefore w:val="0"/>
               <w:widowControl w:val="1"/>
@@ -518,7 +518,7 @@
           </w:tcPr>
           <w:p>
             <w:pPr>
-              <w:keepNext w:val="0"/>
+              <w:keepNext/>
               <w:keepLines/>
               <w:pageBreakBefore w:val="0"/>
               <w:widowControl w:val="1"/>
@@ -559,7 +559,7 @@
           </w:tcPr>
           <w:p>
             <w:pPr>
-              <w:keepNext w:val="0"/>
+              <w:keepNext/>
               <w:keepLines/>
               <w:pageBreakBefore w:val="0"/>
               <w:widowControl w:val="1"/>
@@ -604,7 +604,7 @@
           </w:tcPr>
           <w:p>
             <w:pPr>
-              <w:keepNext w:val="0"/>
+              <w:keepNext/>
               <w:keepLines/>
               <w:pageBreakBefore w:val="0"/>
               <w:widowControl w:val="1"/>
@@ -645,7 +645,7 @@
           </w:tcPr>
           <w:p>
             <w:pPr>
-              <w:keepNext w:val="0"/>
+              <w:keepNext/>
               <w:keepLines/>
               <w:pageBreakBefore w:val="0"/>
               <w:widowControl w:val="1"/>
@@ -684,7 +684,7 @@
           </w:tcPr>
           <w:p>
             <w:pPr>
-              <w:keepNext w:val="0"/>
+              <w:keepNext/>
               <w:keepLines/>
               <w:pageBreakBefore w:val="0"/>
               <w:widowControl w:val="1"/>
@@ -725,7 +725,7 @@
           </w:tcPr>
           <w:p>
             <w:pPr>
-              <w:keepNext w:val="0"/>
+              <w:keepNext/>
               <w:keepLines/>
               <w:pageBreakBefore w:val="0"/>
               <w:widowControl w:val="1"/>
@@ -916,13 +916,13 @@
       <w:pPr>
         <w:keepNext w:val="0"/>
         <w:keepLines/>
-        <w:pageBreakBefore w:val="0"/>
+        <w:pageBreakBefore w:val="1"/>
         <w:widowControl w:val="1"/>
-        <w:spacing w:before="0" w:after="0"/>
+        <w:spacing w:before="0" w:after="0" w:line="20" w:lineRule="exact"/>
+        <w:rPr>
+          <w:sz w:val="2"/>
+        </w:rPr>
       </w:pPr>
-      <w:r>
-        <w:br w:type="page"/>
-      </w:r>
     </w:p>
     <w:tbl>
       <w:tblPr>
@@ -1028,7 +1028,7 @@
     </w:tbl>
     <w:p>
       <w:pPr>
-        <w:keepNext w:val="0"/>
+        <w:keepNext w:val="1"/>
         <w:keepLines/>
         <w:pageBreakBefore w:val="0"/>
         <w:widowControl w:val="1"/>
@@ -1282,13 +1282,13 @@
       <w:pPr>
         <w:keepNext w:val="0"/>
         <w:keepLines/>
-        <w:pageBreakBefore w:val="0"/>
+        <w:pageBreakBefore w:val="1"/>
         <w:widowControl w:val="1"/>
-        <w:spacing w:before="0" w:after="0"/>
+        <w:spacing w:before="0" w:after="0" w:line="20" w:lineRule="exact"/>
+        <w:rPr>
+          <w:sz w:val="2"/>
+        </w:rPr>
       </w:pPr>
-      <w:r>
-        <w:br w:type="page"/>
-      </w:r>
     </w:p>
     <w:tbl>
       <w:tblPr>
@@ -1394,7 +1394,7 @@
     </w:tbl>
     <w:p>
       <w:pPr>
-        <w:keepNext w:val="0"/>
+        <w:keepNext w:val="1"/>
         <w:keepLines/>
         <w:pageBreakBefore w:val="0"/>
         <w:widowControl w:val="1"/>
@@ -1749,7 +1749,7 @@
     </w:tbl>
     <w:p>
       <w:pPr>
-        <w:keepNext w:val="0"/>
+        <w:keepNext w:val="1"/>
         <w:keepLines/>
         <w:pageBreakBefore w:val="0"/>
         <w:widowControl w:val="1"/>
@@ -2004,7 +2004,7 @@
     </w:tbl>
     <w:p>
       <w:pPr>
-        <w:keepNext w:val="0"/>
+        <w:keepNext w:val="1"/>
         <w:keepLines/>
         <w:pageBreakBefore w:val="0"/>
         <w:widowControl w:val="1"/>
@@ -2421,18 +2421,6 @@
         </w:tc>
       </w:tr>
     </w:tbl>
-    <w:p>
-      <w:pPr>
-        <w:keepNext w:val="0"/>
-        <w:keepLines/>
-        <w:pageBreakBefore w:val="0"/>
-        <w:widowControl w:val="1"/>
-        <w:spacing w:before="0" w:after="0"/>
-      </w:pPr>
-      <w:r>
-        <w:br w:type="page"/>
-      </w:r>
-    </w:p>
     <w:tbl>
       <w:tblPr>
         <w:tblW w:type="auto" w:w="0"/>
@@ -2537,7 +2525,7 @@
     </w:tbl>
     <w:p>
       <w:pPr>
-        <w:keepNext w:val="0"/>
+        <w:keepNext w:val="1"/>
         <w:keepLines/>
         <w:pageBreakBefore w:val="0"/>
         <w:widowControl w:val="1"/>
@@ -3825,18 +3813,6 @@
     </w:p>
     <w:p>
       <w:pPr>
-        <w:keepNext w:val="0"/>
-        <w:keepLines/>
-        <w:pageBreakBefore w:val="0"/>
-        <w:widowControl w:val="1"/>
-        <w:spacing w:before="0" w:after="0"/>
-      </w:pPr>
-      <w:r>
-        <w:br w:type="page"/>
-      </w:r>
-    </w:p>
-    <w:p>
-      <w:pPr>
         <w:keepNext/>
         <w:keepLines/>
         <w:pageBreakBefore w:val="0"/>
@@ -5109,18 +5085,6 @@
         <w:t>Strongest growth and the only region with a yield above 3%. Infrastructure delivery is the driver and also the risk: two of the three committed projects have slipped by more than a year.</w:t>
       </w:r>
     </w:p>
-    <w:p>
-      <w:pPr>
-        <w:keepNext w:val="0"/>
-        <w:keepLines/>
-        <w:pageBreakBefore w:val="0"/>
-        <w:widowControl w:val="1"/>
-        <w:spacing w:before="0" w:after="0"/>
-      </w:pPr>
-      <w:r>
-        <w:br w:type="page"/>
-      </w:r>
-    </w:p>
     <w:tbl>
       <w:tblPr>
         <w:tblW w:type="auto" w:w="0"/>
@@ -5225,7 +5189,7 @@
     </w:tbl>
     <w:p>
       <w:pPr>
-        <w:keepNext w:val="0"/>
+        <w:keepNext w:val="1"/>
         <w:keepLines/>
         <w:pageBreakBefore w:val="0"/>
         <w:widowControl w:val="1"/>
@@ -6629,7 +6593,7 @@
           </w:tcPr>
           <w:p>
             <w:pPr>
-              <w:keepNext w:val="0"/>
+              <w:keepNext/>
               <w:keepLines/>
               <w:pageBreakBefore w:val="0"/>
               <w:widowControl w:val="1"/>
@@ -6668,7 +6632,7 @@
           </w:tcPr>
           <w:p>
             <w:pPr>
-              <w:keepNext w:val="0"/>
+              <w:keepNext/>
               <w:keepLines/>
               <w:pageBreakBefore w:val="0"/>
               <w:widowControl w:val="1"/>
@@ -6708,7 +6672,7 @@
           </w:tcPr>
           <w:p>
             <w:pPr>
-              <w:keepNext w:val="0"/>
+              <w:keepNext/>
               <w:keepLines/>
               <w:pageBreakBefore w:val="0"/>
               <w:widowControl w:val="1"/>
@@ -6748,7 +6712,7 @@
           </w:tcPr>
           <w:p>
             <w:pPr>
-              <w:keepNext w:val="0"/>
+              <w:keepNext/>
               <w:keepLines/>
               <w:pageBreakBefore w:val="0"/>
               <w:widowControl w:val="1"/>
@@ -6788,7 +6752,7 @@
           </w:tcPr>
           <w:p>
             <w:pPr>
-              <w:keepNext w:val="0"/>
+              <w:keepNext/>
               <w:keepLines/>
               <w:pageBreakBefore w:val="0"/>
               <w:widowControl w:val="1"/>
@@ -6828,7 +6792,7 @@
           </w:tcPr>
           <w:p>
             <w:pPr>
-              <w:keepNext w:val="0"/>
+              <w:keepNext/>
               <w:keepLines/>
               <w:pageBreakBefore w:val="0"/>
               <w:widowControl w:val="1"/>
@@ -6868,7 +6832,7 @@
           </w:tcPr>
           <w:p>
             <w:pPr>
-              <w:keepNext w:val="0"/>
+              <w:keepNext/>
               <w:keepLines/>
               <w:pageBreakBefore w:val="0"/>
               <w:widowControl w:val="1"/>
@@ -6908,7 +6872,7 @@
           </w:tcPr>
           <w:p>
             <w:pPr>
-              <w:keepNext w:val="0"/>
+              <w:keepNext/>
               <w:keepLines/>
               <w:pageBreakBefore w:val="0"/>
               <w:widowControl w:val="1"/>
@@ -7068,7 +7032,7 @@
     </w:tbl>
     <w:p>
       <w:pPr>
-        <w:keepNext w:val="0"/>
+        <w:keepNext w:val="1"/>
         <w:keepLines/>
         <w:pageBreakBefore w:val="0"/>
         <w:widowControl w:val="1"/>
@@ -7241,21 +7205,9 @@
     </w:tbl>
     <w:p>
       <w:pPr>
-        <w:keepNext w:val="0"/>
-        <w:keepLines/>
-        <w:pageBreakBefore w:val="0"/>
-        <w:widowControl w:val="1"/>
-        <w:spacing w:before="0" w:after="0"/>
-      </w:pPr>
-      <w:r>
-        <w:br w:type="page"/>
-      </w:r>
-    </w:p>
-    <w:p>
-      <w:pPr>
         <w:keepNext/>
         <w:keepLines/>
-        <w:pageBreakBefore w:val="0"/>
+        <w:pageBreakBefore w:val="1"/>
         <w:widowControl w:val="1"/>
         <w:spacing w:before="0" w:after="80"/>
       </w:pPr>
@@ -8354,13 +8306,13 @@
       <w:pPr>
         <w:keepNext w:val="0"/>
         <w:keepLines/>
-        <w:pageBreakBefore w:val="0"/>
+        <w:pageBreakBefore w:val="1"/>
         <w:widowControl w:val="1"/>
-        <w:spacing w:before="0" w:after="0"/>
+        <w:spacing w:before="0" w:after="0" w:line="20" w:lineRule="exact"/>
+        <w:rPr>
+          <w:sz w:val="2"/>
+        </w:rPr>
       </w:pPr>
-      <w:r>
-        <w:br w:type="page"/>
-      </w:r>
     </w:p>
     <w:tbl>
       <w:tblPr>
@@ -8466,7 +8418,7 @@
     </w:tbl>
     <w:p>
       <w:pPr>
-        <w:keepNext w:val="0"/>
+        <w:keepNext w:val="1"/>
         <w:keepLines/>
         <w:pageBreakBefore w:val="0"/>
         <w:widowControl w:val="1"/>
@@ -8644,19 +8596,7 @@
       <w:pPr>
         <w:keepNext w:val="0"/>
         <w:keepLines/>
-        <w:pageBreakBefore w:val="0"/>
-        <w:widowControl w:val="1"/>
-        <w:spacing w:before="0" w:after="0"/>
-      </w:pPr>
-      <w:r>
-        <w:br w:type="page"/>
-      </w:r>
-    </w:p>
-    <w:p>
-      <w:pPr>
-        <w:keepNext w:val="0"/>
-        <w:keepLines/>
-        <w:pageBreakBefore w:val="0"/>
+        <w:pageBreakBefore w:val="1"/>
         <w:widowControl w:val="1"/>
         <w:spacing w:before="0" w:after="0" w:line="180" w:lineRule="exact"/>
       </w:pPr>
